--- a/Space_News_29_09_2026.docx
+++ b/Space_News_29_09_2026.docx
@@ -155,7 +155,7 @@
           <w:b/>
           <w:sz w:val="26"/>
         </w:rPr>
-        <w:t>1. Tourism gets DPI push as India launches National Digital Tourism Stack with ONDC</w:t>
+        <w:t>1. SENSATIONAL! Who In Delhi Stopped The GSLV Launch? - Rediff</w:t>
       </w:r>
     </w:p>
     <w:p>
@@ -181,7 +181,7 @@
       <w:r>
         <w:drawing>
           <wp:inline xmlns:a="http://schemas.openxmlformats.org/drawingml/2006/main" xmlns:pic="http://schemas.openxmlformats.org/drawingml/2006/picture">
-            <wp:extent cx="4389120" cy="3296470"/>
+            <wp:extent cx="4389120" cy="2559439"/>
             <wp:docPr id="3" name="Picture 3"/>
             <wp:cNvGraphicFramePr>
               <a:graphicFrameLocks noChangeAspect="1"/>
@@ -202,7 +202,7 @@
                   <pic:spPr>
                     <a:xfrm>
                       <a:off x="0" y="0"/>
-                      <a:ext cx="4389120" cy="3296470"/>
+                      <a:ext cx="4389120" cy="2559439"/>
                     </a:xfrm>
                     <a:prstGeom prst="rect"/>
                   </pic:spPr>
@@ -212,55 +212,6 @@
           </wp:inline>
         </w:drawing>
       </w:r>
-    </w:p>
-    <w:p>
-      <w:pPr>
-        <w:spacing w:after="120" w:line="276" w:lineRule="auto"/>
-        <w:jc w:val="both"/>
-      </w:pPr>
-      <w:r>
-        <w:rPr>
-          <w:rFonts w:ascii="Times New Roman" w:hAnsi="Times New Roman"/>
-          <w:sz w:val="24"/>
-        </w:rPr>
-        <w:t>- Digital India - 5 min read India launches a National Digital Tourism Stack with ONDC and Dekho Apna Desh 2.0 to connect travellers, local businesses and lesser-known destinations, widening tourism opportunities. Anoop Verma - ETGovernment - Published On Sep 29, 2026 at 07:00 AM IST Select ETGovernment as Preferred Choice on Google Copy Link Share on WhatsApp Share on Linkedin Share on X Share on Telegram Share on Facebook The Ministry of Tourism celebrated World Tourism Day 2026 at Bharat Mandapam, in the presence of Union Minister for Tourism and Culture Gajendra Singh Shekhawat, Secretary, Ministry of Tourism, Bhuvnesh Kumar, senior officials of the Ministry and the tourism industry representatives. India's next big tourism destination may not be another overcrowded hill station or celebrated heritage city. It could be a village homestay, an unfamiliar coastal town, a regional pilgrimage centre or a local experience that has so far remained almost invisible to the digital traveller. That is the proposition behind the government's latest attempt to expand and diversify the country's tourism economy . The Ministry of Tourism has launched the National Digital Tourism Stack , being developed with the Open Network for Digital Commerce (ONDC), alongside Dekho Apna Desh 2.0 , a programme designed to direct travellers towards tourism-ready but relatively lesser-known destinations. Advt Launched by Union Tourism and Culture Minister Gajendra Singh Shekhawat on World Tourism Day on September 27 at Bharat Mandapam in New Delhi, the initiatives indicate an effort to apply India's digital public infrastructure experience to one of its largest employment-generating service sectors. The government is seeking to combine digital discovery with destination development, private-sector partnerships and greater participation by local communities. "Tourism is no longer just about visiting places; today's travellers seek authentic experiences-local cuisine, local art, local traditions and meaningful connections that create memories, not merely photographs," Shekhawat said. He argued that the benefits of tourism need to spread beyond established destinations. "The next phase of India's tourism journey must ensure that growth reaches beyond popular destinations, creating opportunities for local communities, entrepreneurs, women and youth while making tourism more balanced, inclusive and sustainable." The economic stakes are considerable. Ministry of Tourism data show that tourism accounted for an estimated 5.22% of India's GDP in 2023-24 and supported 84.63 million, or 8.46 crore, direct and indirect jobs. Domestic tourism has expanded particularly rapidly: the Ministry's latest dashboard reports about 4.29 billion domestic tourist visits in 2025. Foreign tourist arrivals, however, stood at 9.15 million in 2025, indicating that the international segment has yet to match the momentum seen in domestic travel. Against this backdrop, the National Digital Tourism Stack could become an important part of the government's tourism strategy. Developed in collaboration with ONDC and with support from the International Centre for DPI Innovation and Advancement, it is envisaged as shared digital infrastructure rather than a single government booking portal. The objective is to allow tourism providers to make their services available across participating digital platforms. The proposed capabilities include verified identities and supplier credentials, search and discovery, payments, ratings and grievance redressal. The programme will involve the Centre, states, Union Territories and industry and is expected to be implemented in phases, with a pilot planned for January 2027. For small tourism businesses, the architecture could be significant. A homestay owner, guide, transport provider or local experience operator who lacks the marketing resources of a large hotel or travel company could potentially become discoverable across multiple participating applications rather than depending upon a single platform. Tourism Secretary Bhuvnesh Kumar linked the initiative directly to India's experience with DPI. "Artificial Intelligence, digital platforms and data-driven destination management can make tourism more accessible, responsive and personalised," he said. "India has considerable experience in Digital Public Infrastructure, and we are now looking at how these capabilities can be brought together for tourism." But expanding digital discovery addresses only one side of the tourism equation. India also faces the challenge of distributing enormous tourist volumes more evenly instead of concentrating visitors at a relatively small number of famous destinations. That is where Dekho Apna Desh 2.0, formally described as the National Mission for Alternative Destinations, comes in. Working with states and Union Territories, the programme will identify lesser-known destinations that possess adequate infrastructure, accommodation and the capacity to receive additional tourists sustainably. The initial focus covers hill and mountain locations, coastal and waterfront destinations, heritage and cultural towns, and regional pilgrimage centres. The intention goes beyond advertising new places. Tourism authorities and industry partners are expected to create bookable itineraries combining accommodation, transport, meals and local experiences. Artisans, guides, self-help groups and other community-level participants are intended to become part of this tourism value chain. Visitor data and feedback are also expected to help authorities assess footfall against destination carrying capacity. The government is simultaneously bringing large private platforms and mobility companies into its tourism push. The Ministry exchanged five MoUs with Airbnb India, FlixBus India, Glance Digital Experience of the InMobi Group, Eicher Group Foundation and MakeMyTrip. The partnerships cover areas ranging from homestay development and host skilling to intercity mobility, digital tourism content, Himalayan heritage tourism and promotion of unexplored villages and local shopping. The Ministry says the five arrangements are non-commercial, non-financial, non-binding and non-exclusive. The larger challenge will be execution. An interoperable tourism network involving government agencies, states and private platforms will require reliable verification of suppliers, transparent pricing, effective grievance resolution and clear rules for data sharing and consent. The quality of the physical experience-roads, sanitation, safety, connectivity, accommodation and last-mile transport-will remain as important as digital discovery. The new initiatives nevertheless represent an attempt to address two structural questions simultaneously: how can millions of small tourism providers participate more effectively in the digital economy, and how can India distribute tourism growth beyond a limited number of saturated destinations? If the digital stack can widen market access while Dekho Apna Desh 2.0 builds viable destinations around local communities, India's tourism expansion could increasingly move beyond simply generating more trips. The next stage would be about creating a wider network of destinations, businesses and experiences capable of converting the country's cultural and geographical diversity into sustainable economic opportunity. Anoop Verma , --&gt; - By - See more on: - National Digital Tourism Stack ONDC Dekho Apna Desh 2.0 , - National Digital Tourism Stack , - Dekho Apna Desh 2.0 , - digital tourism infrastructure , - sustainable tourism , - tourism economy , - community-based tourism , - homestays in India , - tourism jobs in India , - Bhuvnesh Kumar Telegram Facebook Comments What are your thoughts? Comment Now --&gt; Comment Now Read Comment (1) All Comments By commenting, you agree to the Prohibited Content Policy Post Find this Comment Offensive? Choose your reason below and click on the submit button. This will alert our moderators to take actions REASONS FOR REPORTING Foul Language Defamatory Inciting hatred against a certain community Out of Context / Spam Others Report Join the community of 2M+ industry professionals. Subscribe to Newsletter to get latest insights &amp; analysis in your inbox. All about ETGovernment industry right on your smartphone! - Download the ETGovernment App and get the Realtime updates and Save your favourite articles. Scan to download App --&gt; - Home - News - Tourism gets DPI push as India launches National Digital Tourism Stack with ONDC</w:t>
-      </w:r>
-    </w:p>
-    <w:p>
-      <w:pPr>
-        <w:pBdr>
-          <w:bottom w:val="single" w:sz="6" w:space="6" w:color="A6A6A6"/>
-        </w:pBdr>
-      </w:pPr>
-    </w:p>
-    <w:p/>
-    <w:p>
-      <w:pPr>
-        <w:spacing w:after="60"/>
-      </w:pPr>
-      <w:r>
-        <w:rPr>
-          <w:rFonts w:ascii="Times New Roman" w:hAnsi="Times New Roman"/>
-          <w:b/>
-          <w:sz w:val="26"/>
-        </w:rPr>
-        <w:t>2. SENSATIONAL! Who In Delhi Stopped The GSLV Launch? - Rediff</w:t>
-      </w:r>
-    </w:p>
-    <w:p>
-      <w:pPr>
-        <w:spacing w:after="80"/>
-        <w:jc w:val="left"/>
-      </w:pPr>
-      <w:hyperlink r:id="rId14">
-        <w:r>
-          <w:rPr>
-            <w:color w:val="0000FF"/>
-            <w:u w:val="single"/>
-          </w:rPr>
-          <w:t>Read more</w:t>
-        </w:r>
-      </w:hyperlink>
     </w:p>
     <w:p>
       <w:pPr>
@@ -293,7 +244,7 @@
           <w:b/>
           <w:sz w:val="26"/>
         </w:rPr>
-        <w:t>3. After court reprimand over paper leaks, Nilekani-led panel consults ex-ISRO chairman on NTA overhaul - The Indian Express</w:t>
+        <w:t>2. After court reprimand over paper leaks, Nilekani-led panel consults ex-ISRO chairman on NTA overhaul - The Indian Express</w:t>
       </w:r>
     </w:p>
     <w:p>
@@ -301,7 +252,7 @@
         <w:spacing w:after="80"/>
         <w:jc w:val="left"/>
       </w:pPr>
-      <w:hyperlink r:id="rId15">
+      <w:hyperlink r:id="rId14">
         <w:r>
           <w:rPr>
             <w:color w:val="0000FF"/>
@@ -342,7 +293,7 @@
           <w:b/>
           <w:sz w:val="26"/>
         </w:rPr>
-        <w:t>4. NEET Paper Leak: Nandan Nilekani-led panel consults ex-ISRO chief K Radhakrishnan on NTA exam reforms - news.careers360.com</w:t>
+        <w:t>3. NEET Paper Leak: Nandan Nilekani-led panel consults ex-ISRO chief K Radhakrishnan on NTA exam reforms - news.careers360.com</w:t>
       </w:r>
     </w:p>
     <w:p>
@@ -350,7 +301,7 @@
         <w:spacing w:after="80"/>
         <w:jc w:val="left"/>
       </w:pPr>
-      <w:hyperlink r:id="rId16">
+      <w:hyperlink r:id="rId15">
         <w:r>
           <w:rPr>
             <w:color w:val="0000FF"/>
@@ -359,6 +310,46 @@
           <w:t>Read more</w:t>
         </w:r>
       </w:hyperlink>
+    </w:p>
+    <w:p>
+      <w:pPr>
+        <w:spacing w:after="120"/>
+        <w:jc w:val="center"/>
+      </w:pPr>
+      <w:r>
+        <w:drawing>
+          <wp:inline xmlns:a="http://schemas.openxmlformats.org/drawingml/2006/main" xmlns:pic="http://schemas.openxmlformats.org/drawingml/2006/picture">
+            <wp:extent cx="4389120" cy="2468880"/>
+            <wp:docPr id="4" name="Picture 4"/>
+            <wp:cNvGraphicFramePr>
+              <a:graphicFrameLocks noChangeAspect="1"/>
+            </wp:cNvGraphicFramePr>
+            <a:graphic>
+              <a:graphicData uri="http://schemas.openxmlformats.org/drawingml/2006/picture">
+                <pic:pic>
+                  <pic:nvPicPr>
+                    <pic:cNvPr id="0" name="image.png"/>
+                    <pic:cNvPicPr/>
+                  </pic:nvPicPr>
+                  <pic:blipFill>
+                    <a:blip r:embed="rId16"/>
+                    <a:stretch>
+                      <a:fillRect/>
+                    </a:stretch>
+                  </pic:blipFill>
+                  <pic:spPr>
+                    <a:xfrm>
+                      <a:off x="0" y="0"/>
+                      <a:ext cx="4389120" cy="2468880"/>
+                    </a:xfrm>
+                    <a:prstGeom prst="rect"/>
+                  </pic:spPr>
+                </pic:pic>
+              </a:graphicData>
+            </a:graphic>
+          </wp:inline>
+        </w:drawing>
+      </w:r>
     </w:p>
     <w:p>
       <w:pPr>
@@ -391,7 +382,7 @@
           <w:b/>
           <w:sz w:val="26"/>
         </w:rPr>
-        <w:t>5. ISRO plans NavIC revival with NVS-03 launch in October - DT Next</w:t>
+        <w:t>4. ISRO plans NavIC revival with NVS-03 launch in October - DT Next</w:t>
       </w:r>
     </w:p>
     <w:p>
@@ -408,6 +399,46 @@
           <w:t>Read more</w:t>
         </w:r>
       </w:hyperlink>
+    </w:p>
+    <w:p>
+      <w:pPr>
+        <w:spacing w:after="120"/>
+        <w:jc w:val="center"/>
+      </w:pPr>
+      <w:r>
+        <w:drawing>
+          <wp:inline xmlns:a="http://schemas.openxmlformats.org/drawingml/2006/main" xmlns:pic="http://schemas.openxmlformats.org/drawingml/2006/picture">
+            <wp:extent cx="4389120" cy="2468880"/>
+            <wp:docPr id="5" name="Picture 5"/>
+            <wp:cNvGraphicFramePr>
+              <a:graphicFrameLocks noChangeAspect="1"/>
+            </wp:cNvGraphicFramePr>
+            <a:graphic>
+              <a:graphicData uri="http://schemas.openxmlformats.org/drawingml/2006/picture">
+                <pic:pic>
+                  <pic:nvPicPr>
+                    <pic:cNvPr id="0" name="image.png"/>
+                    <pic:cNvPicPr/>
+                  </pic:nvPicPr>
+                  <pic:blipFill>
+                    <a:blip r:embed="rId18"/>
+                    <a:stretch>
+                      <a:fillRect/>
+                    </a:stretch>
+                  </pic:blipFill>
+                  <pic:spPr>
+                    <a:xfrm>
+                      <a:off x="0" y="0"/>
+                      <a:ext cx="4389120" cy="2468880"/>
+                    </a:xfrm>
+                    <a:prstGeom prst="rect"/>
+                  </pic:spPr>
+                </pic:pic>
+              </a:graphicData>
+            </a:graphic>
+          </wp:inline>
+        </w:drawing>
+      </w:r>
     </w:p>
     <w:p>
       <w:pPr>
@@ -440,7 +471,7 @@
           <w:b/>
           <w:sz w:val="26"/>
         </w:rPr>
-        <w:t>6. NTA exam reforms: Nilekani-led panel consults ex-ISRO chief Radhakrishnan, who led committee set up after... - Moneycontrol.com</w:t>
+        <w:t>5. NTA exam reforms: Nilekani-led panel consults ex-ISRO chief Radhakrishnan, who led committee set up after... - Moneycontrol.com</w:t>
       </w:r>
     </w:p>
     <w:p>
@@ -448,7 +479,7 @@
         <w:spacing w:after="80"/>
         <w:jc w:val="left"/>
       </w:pPr>
-      <w:hyperlink r:id="rId18">
+      <w:hyperlink r:id="rId19">
         <w:r>
           <w:rPr>
             <w:color w:val="0000FF"/>
@@ -457,6 +488,46 @@
           <w:t>Read more</w:t>
         </w:r>
       </w:hyperlink>
+    </w:p>
+    <w:p>
+      <w:pPr>
+        <w:spacing w:after="120"/>
+        <w:jc w:val="center"/>
+      </w:pPr>
+      <w:r>
+        <w:drawing>
+          <wp:inline xmlns:a="http://schemas.openxmlformats.org/drawingml/2006/main" xmlns:pic="http://schemas.openxmlformats.org/drawingml/2006/picture">
+            <wp:extent cx="4389120" cy="2456767"/>
+            <wp:docPr id="6" name="Picture 6"/>
+            <wp:cNvGraphicFramePr>
+              <a:graphicFrameLocks noChangeAspect="1"/>
+            </wp:cNvGraphicFramePr>
+            <a:graphic>
+              <a:graphicData uri="http://schemas.openxmlformats.org/drawingml/2006/picture">
+                <pic:pic>
+                  <pic:nvPicPr>
+                    <pic:cNvPr id="0" name="image.png"/>
+                    <pic:cNvPicPr/>
+                  </pic:nvPicPr>
+                  <pic:blipFill>
+                    <a:blip r:embed="rId20"/>
+                    <a:stretch>
+                      <a:fillRect/>
+                    </a:stretch>
+                  </pic:blipFill>
+                  <pic:spPr>
+                    <a:xfrm>
+                      <a:off x="0" y="0"/>
+                      <a:ext cx="4389120" cy="2456767"/>
+                    </a:xfrm>
+                    <a:prstGeom prst="rect"/>
+                  </pic:spPr>
+                </pic:pic>
+              </a:graphicData>
+            </a:graphic>
+          </wp:inline>
+        </w:drawing>
+      </w:r>
     </w:p>
     <w:p>
       <w:pPr>
@@ -489,7 +560,7 @@
           <w:b/>
           <w:sz w:val="26"/>
         </w:rPr>
-        <w:t>7. NASA, Boeing Share Update on Commercial Starliner Development Plans</w:t>
+        <w:t>6. NASA, Boeing Share Update on Commercial Starliner Development Plans</w:t>
       </w:r>
     </w:p>
     <w:p>
@@ -497,7 +568,7 @@
         <w:spacing w:after="80"/>
         <w:jc w:val="left"/>
       </w:pPr>
-      <w:hyperlink r:id="rId19">
+      <w:hyperlink r:id="rId21">
         <w:r>
           <w:rPr>
             <w:color w:val="0000FF"/>
@@ -516,7 +587,7 @@
         <w:drawing>
           <wp:inline xmlns:a="http://schemas.openxmlformats.org/drawingml/2006/main" xmlns:pic="http://schemas.openxmlformats.org/drawingml/2006/picture">
             <wp:extent cx="4389120" cy="2044749"/>
-            <wp:docPr id="4" name="Picture 4"/>
+            <wp:docPr id="7" name="Picture 7"/>
             <wp:cNvGraphicFramePr>
               <a:graphicFrameLocks noChangeAspect="1"/>
             </wp:cNvGraphicFramePr>
@@ -528,7 +599,7 @@
                     <pic:cNvPicPr/>
                   </pic:nvPicPr>
                   <pic:blipFill>
-                    <a:blip r:embed="rId20"/>
+                    <a:blip r:embed="rId22"/>
                     <a:stretch>
                       <a:fillRect/>
                     </a:stretch>
@@ -578,7 +649,7 @@
           <w:b/>
           <w:sz w:val="26"/>
         </w:rPr>
-        <w:t>8. NASA Highlights Lessons Learned From Swift Boost Mission</w:t>
+        <w:t>7. NASA Highlights Lessons Learned From Swift Boost Mission</w:t>
       </w:r>
     </w:p>
     <w:p>
@@ -586,7 +657,7 @@
         <w:spacing w:after="80"/>
         <w:jc w:val="left"/>
       </w:pPr>
-      <w:hyperlink r:id="rId21">
+      <w:hyperlink r:id="rId23">
         <w:r>
           <w:rPr>
             <w:color w:val="0000FF"/>
@@ -605,7 +676,7 @@
         <w:drawing>
           <wp:inline xmlns:a="http://schemas.openxmlformats.org/drawingml/2006/main" xmlns:pic="http://schemas.openxmlformats.org/drawingml/2006/picture">
             <wp:extent cx="4389120" cy="2321433"/>
-            <wp:docPr id="5" name="Picture 5"/>
+            <wp:docPr id="8" name="Picture 8"/>
             <wp:cNvGraphicFramePr>
               <a:graphicFrameLocks noChangeAspect="1"/>
             </wp:cNvGraphicFramePr>
@@ -617,7 +688,7 @@
                     <pic:cNvPicPr/>
                   </pic:nvPicPr>
                   <pic:blipFill>
-                    <a:blip r:embed="rId22"/>
+                    <a:blip r:embed="rId24"/>
                     <a:stretch>
                       <a:fillRect/>
                     </a:stretch>
@@ -667,7 +738,7 @@
           <w:b/>
           <w:sz w:val="26"/>
         </w:rPr>
-        <w:t>9. NASA Celebrates as Artemis Accords Surpasses 75 Signatories</w:t>
+        <w:t>8. NASA Celebrates as Artemis Accords Surpasses 75 Signatories</w:t>
       </w:r>
     </w:p>
     <w:p>
@@ -675,7 +746,7 @@
         <w:spacing w:after="80"/>
         <w:jc w:val="left"/>
       </w:pPr>
-      <w:hyperlink r:id="rId23">
+      <w:hyperlink r:id="rId25">
         <w:r>
           <w:rPr>
             <w:color w:val="0000FF"/>
@@ -716,7 +787,7 @@
           <w:b/>
           <w:sz w:val="26"/>
         </w:rPr>
-        <w:t>10. Meet NASA's Artemis II Crew During Houston Public Event</w:t>
+        <w:t>9. Meet NASA's Artemis II Crew During Houston Public Event</w:t>
       </w:r>
     </w:p>
     <w:p>
@@ -724,7 +795,7 @@
         <w:spacing w:after="80"/>
         <w:jc w:val="left"/>
       </w:pPr>
-      <w:hyperlink r:id="rId24">
+      <w:hyperlink r:id="rId26">
         <w:r>
           <w:rPr>
             <w:color w:val="0000FF"/>
@@ -765,7 +836,7 @@
           <w:b/>
           <w:sz w:val="26"/>
         </w:rPr>
-        <w:t>11. What You Need to Know About NASA's SpaceX Crew-13 Mission</w:t>
+        <w:t>10. What You Need to Know About NASA's SpaceX Crew-13 Mission</w:t>
       </w:r>
     </w:p>
     <w:p>
@@ -773,7 +844,7 @@
         <w:spacing w:after="80"/>
         <w:jc w:val="left"/>
       </w:pPr>
-      <w:hyperlink r:id="rId25">
+      <w:hyperlink r:id="rId27">
         <w:r>
           <w:rPr>
             <w:color w:val="0000FF"/>
@@ -792,7 +863,7 @@
         <w:drawing>
           <wp:inline xmlns:a="http://schemas.openxmlformats.org/drawingml/2006/main" xmlns:pic="http://schemas.openxmlformats.org/drawingml/2006/picture">
             <wp:extent cx="4389120" cy="2044749"/>
-            <wp:docPr id="6" name="Picture 6"/>
+            <wp:docPr id="9" name="Picture 9"/>
             <wp:cNvGraphicFramePr>
               <a:graphicFrameLocks noChangeAspect="1"/>
             </wp:cNvGraphicFramePr>
@@ -804,7 +875,7 @@
                     <pic:cNvPicPr/>
                   </pic:nvPicPr>
                   <pic:blipFill>
-                    <a:blip r:embed="rId20"/>
+                    <a:blip r:embed="rId22"/>
                     <a:stretch>
                       <a:fillRect/>
                     </a:stretch>
@@ -854,7 +925,7 @@
           <w:b/>
           <w:sz w:val="26"/>
         </w:rPr>
-        <w:t>12. NASA plans unpiloted Starliner test flight at end of year</w:t>
+        <w:t>11. NASA plans unpiloted Starliner test flight at end of year</w:t>
       </w:r>
     </w:p>
     <w:p>
@@ -862,7 +933,7 @@
         <w:spacing w:after="80"/>
         <w:jc w:val="left"/>
       </w:pPr>
-      <w:hyperlink r:id="rId26">
+      <w:hyperlink r:id="rId28">
         <w:r>
           <w:rPr>
             <w:color w:val="0000FF"/>
@@ -903,7 +974,7 @@
           <w:b/>
           <w:sz w:val="26"/>
         </w:rPr>
-        <w:t>13. NASA tests dual mode propulsion CubeSat ahead of launch</w:t>
+        <w:t>12. NASA tests dual mode propulsion CubeSat ahead of launch</w:t>
       </w:r>
     </w:p>
     <w:p>
@@ -911,7 +982,7 @@
         <w:spacing w:after="80"/>
         <w:jc w:val="left"/>
       </w:pPr>
-      <w:hyperlink r:id="rId27">
+      <w:hyperlink r:id="rId29">
         <w:r>
           <w:rPr>
             <w:color w:val="0000FF"/>
@@ -930,7 +1001,7 @@
         <w:drawing>
           <wp:inline xmlns:a="http://schemas.openxmlformats.org/drawingml/2006/main" xmlns:pic="http://schemas.openxmlformats.org/drawingml/2006/picture">
             <wp:extent cx="4389120" cy="4389120"/>
-            <wp:docPr id="7" name="Picture 7"/>
+            <wp:docPr id="10" name="Picture 10"/>
             <wp:cNvGraphicFramePr>
               <a:graphicFrameLocks noChangeAspect="1"/>
             </wp:cNvGraphicFramePr>
@@ -942,7 +1013,7 @@
                     <pic:cNvPicPr/>
                   </pic:nvPicPr>
                   <pic:blipFill>
-                    <a:blip r:embed="rId28"/>
+                    <a:blip r:embed="rId30"/>
                     <a:stretch>
                       <a:fillRect/>
                     </a:stretch>
@@ -992,7 +1063,7 @@
           <w:b/>
           <w:sz w:val="26"/>
         </w:rPr>
-        <w:t>14. A tiny stellar system may be a 'satellite of a satellite'</w:t>
+        <w:t>13. A tiny stellar system may be a 'satellite of a satellite'</w:t>
       </w:r>
     </w:p>
     <w:p>
@@ -1000,7 +1071,7 @@
         <w:spacing w:after="80"/>
         <w:jc w:val="left"/>
       </w:pPr>
-      <w:hyperlink r:id="rId29">
+      <w:hyperlink r:id="rId31">
         <w:r>
           <w:rPr>
             <w:color w:val="0000FF"/>
@@ -1019,7 +1090,7 @@
         <w:drawing>
           <wp:inline xmlns:a="http://schemas.openxmlformats.org/drawingml/2006/main" xmlns:pic="http://schemas.openxmlformats.org/drawingml/2006/picture">
             <wp:extent cx="4389120" cy="4389120"/>
-            <wp:docPr id="8" name="Picture 8"/>
+            <wp:docPr id="11" name="Picture 11"/>
             <wp:cNvGraphicFramePr>
               <a:graphicFrameLocks noChangeAspect="1"/>
             </wp:cNvGraphicFramePr>
@@ -1031,7 +1102,7 @@
                     <pic:cNvPicPr/>
                   </pic:nvPicPr>
                   <pic:blipFill>
-                    <a:blip r:embed="rId30"/>
+                    <a:blip r:embed="rId32"/>
                     <a:stretch>
                       <a:fillRect/>
                     </a:stretch>

--- a/Space_News_29_09_2026.docx
+++ b/Space_News_29_09_2026.docx
@@ -293,7 +293,7 @@
           <w:b/>
           <w:sz w:val="26"/>
         </w:rPr>
-        <w:t>3. NEET Paper Leak: Nandan Nilekani-led panel consults ex-ISRO chief K Radhakrishnan on NTA exam reforms - news.careers360.com</w:t>
+        <w:t>3. ISRO plans NavIC revival with NVS-03 launch in October - DT Next</w:t>
       </w:r>
     </w:p>
     <w:p>
@@ -361,7 +361,7 @@
           <w:rFonts w:ascii="Times New Roman" w:hAnsi="Times New Roman"/>
           <w:sz w:val="24"/>
         </w:rPr>
-        <w:t>NEET Paper Leak: Nandan Nilekani-led panel consults ex-ISRO chief K Radhakrishnan on NTA exam reforms news.careers360.com</w:t>
+        <w:t>ISRO plans NavIC revival with NVS-03 launch in October DT Next</w:t>
       </w:r>
     </w:p>
     <w:p>
@@ -382,7 +382,7 @@
           <w:b/>
           <w:sz w:val="26"/>
         </w:rPr>
-        <w:t>4. ISRO plans NavIC revival with NVS-03 launch in October - DT Next</w:t>
+        <w:t>4. NASA, Boeing Share Update on Commercial Starliner Development Plans</w:t>
       </w:r>
     </w:p>
     <w:p>
@@ -408,7 +408,7 @@
       <w:r>
         <w:drawing>
           <wp:inline xmlns:a="http://schemas.openxmlformats.org/drawingml/2006/main" xmlns:pic="http://schemas.openxmlformats.org/drawingml/2006/picture">
-            <wp:extent cx="4389120" cy="2468880"/>
+            <wp:extent cx="4389120" cy="2044749"/>
             <wp:docPr id="5" name="Picture 5"/>
             <wp:cNvGraphicFramePr>
               <a:graphicFrameLocks noChangeAspect="1"/>
@@ -422,184 +422,6 @@
                   </pic:nvPicPr>
                   <pic:blipFill>
                     <a:blip r:embed="rId18"/>
-                    <a:stretch>
-                      <a:fillRect/>
-                    </a:stretch>
-                  </pic:blipFill>
-                  <pic:spPr>
-                    <a:xfrm>
-                      <a:off x="0" y="0"/>
-                      <a:ext cx="4389120" cy="2468880"/>
-                    </a:xfrm>
-                    <a:prstGeom prst="rect"/>
-                  </pic:spPr>
-                </pic:pic>
-              </a:graphicData>
-            </a:graphic>
-          </wp:inline>
-        </w:drawing>
-      </w:r>
-    </w:p>
-    <w:p>
-      <w:pPr>
-        <w:spacing w:after="120" w:line="276" w:lineRule="auto"/>
-        <w:jc w:val="both"/>
-      </w:pPr>
-      <w:r>
-        <w:rPr>
-          <w:rFonts w:ascii="Times New Roman" w:hAnsi="Times New Roman"/>
-          <w:sz w:val="24"/>
-        </w:rPr>
-        <w:t>ISRO plans NavIC revival with NVS-03 launch in October DT Next</w:t>
-      </w:r>
-    </w:p>
-    <w:p>
-      <w:pPr>
-        <w:pBdr>
-          <w:bottom w:val="single" w:sz="6" w:space="6" w:color="A6A6A6"/>
-        </w:pBdr>
-      </w:pPr>
-    </w:p>
-    <w:p/>
-    <w:p>
-      <w:pPr>
-        <w:spacing w:after="60"/>
-      </w:pPr>
-      <w:r>
-        <w:rPr>
-          <w:rFonts w:ascii="Times New Roman" w:hAnsi="Times New Roman"/>
-          <w:b/>
-          <w:sz w:val="26"/>
-        </w:rPr>
-        <w:t>5. NTA exam reforms: Nilekani-led panel consults ex-ISRO chief Radhakrishnan, who led committee set up after... - Moneycontrol.com</w:t>
-      </w:r>
-    </w:p>
-    <w:p>
-      <w:pPr>
-        <w:spacing w:after="80"/>
-        <w:jc w:val="left"/>
-      </w:pPr>
-      <w:hyperlink r:id="rId19">
-        <w:r>
-          <w:rPr>
-            <w:color w:val="0000FF"/>
-            <w:u w:val="single"/>
-          </w:rPr>
-          <w:t>Read more</w:t>
-        </w:r>
-      </w:hyperlink>
-    </w:p>
-    <w:p>
-      <w:pPr>
-        <w:spacing w:after="120"/>
-        <w:jc w:val="center"/>
-      </w:pPr>
-      <w:r>
-        <w:drawing>
-          <wp:inline xmlns:a="http://schemas.openxmlformats.org/drawingml/2006/main" xmlns:pic="http://schemas.openxmlformats.org/drawingml/2006/picture">
-            <wp:extent cx="4389120" cy="2456767"/>
-            <wp:docPr id="6" name="Picture 6"/>
-            <wp:cNvGraphicFramePr>
-              <a:graphicFrameLocks noChangeAspect="1"/>
-            </wp:cNvGraphicFramePr>
-            <a:graphic>
-              <a:graphicData uri="http://schemas.openxmlformats.org/drawingml/2006/picture">
-                <pic:pic>
-                  <pic:nvPicPr>
-                    <pic:cNvPr id="0" name="image.png"/>
-                    <pic:cNvPicPr/>
-                  </pic:nvPicPr>
-                  <pic:blipFill>
-                    <a:blip r:embed="rId20"/>
-                    <a:stretch>
-                      <a:fillRect/>
-                    </a:stretch>
-                  </pic:blipFill>
-                  <pic:spPr>
-                    <a:xfrm>
-                      <a:off x="0" y="0"/>
-                      <a:ext cx="4389120" cy="2456767"/>
-                    </a:xfrm>
-                    <a:prstGeom prst="rect"/>
-                  </pic:spPr>
-                </pic:pic>
-              </a:graphicData>
-            </a:graphic>
-          </wp:inline>
-        </w:drawing>
-      </w:r>
-    </w:p>
-    <w:p>
-      <w:pPr>
-        <w:spacing w:after="120" w:line="276" w:lineRule="auto"/>
-        <w:jc w:val="both"/>
-      </w:pPr>
-      <w:r>
-        <w:rPr>
-          <w:rFonts w:ascii="Times New Roman" w:hAnsi="Times New Roman"/>
-          <w:sz w:val="24"/>
-        </w:rPr>
-        <w:t>NTA exam reforms: Nilekani-led panel consults ex-ISRO chief Radhakrishnan, who led committee set up after... Moneycontrol.com</w:t>
-      </w:r>
-    </w:p>
-    <w:p>
-      <w:pPr>
-        <w:pBdr>
-          <w:bottom w:val="single" w:sz="6" w:space="6" w:color="A6A6A6"/>
-        </w:pBdr>
-      </w:pPr>
-    </w:p>
-    <w:p/>
-    <w:p>
-      <w:pPr>
-        <w:spacing w:after="60"/>
-      </w:pPr>
-      <w:r>
-        <w:rPr>
-          <w:rFonts w:ascii="Times New Roman" w:hAnsi="Times New Roman"/>
-          <w:b/>
-          <w:sz w:val="26"/>
-        </w:rPr>
-        <w:t>6. NASA, Boeing Share Update on Commercial Starliner Development Plans</w:t>
-      </w:r>
-    </w:p>
-    <w:p>
-      <w:pPr>
-        <w:spacing w:after="80"/>
-        <w:jc w:val="left"/>
-      </w:pPr>
-      <w:hyperlink r:id="rId21">
-        <w:r>
-          <w:rPr>
-            <w:color w:val="0000FF"/>
-            <w:u w:val="single"/>
-          </w:rPr>
-          <w:t>Read more</w:t>
-        </w:r>
-      </w:hyperlink>
-    </w:p>
-    <w:p>
-      <w:pPr>
-        <w:spacing w:after="120"/>
-        <w:jc w:val="center"/>
-      </w:pPr>
-      <w:r>
-        <w:drawing>
-          <wp:inline xmlns:a="http://schemas.openxmlformats.org/drawingml/2006/main" xmlns:pic="http://schemas.openxmlformats.org/drawingml/2006/picture">
-            <wp:extent cx="4389120" cy="2044749"/>
-            <wp:docPr id="7" name="Picture 7"/>
-            <wp:cNvGraphicFramePr>
-              <a:graphicFrameLocks noChangeAspect="1"/>
-            </wp:cNvGraphicFramePr>
-            <a:graphic>
-              <a:graphicData uri="http://schemas.openxmlformats.org/drawingml/2006/picture">
-                <pic:pic>
-                  <pic:nvPicPr>
-                    <pic:cNvPr id="0" name="image.png"/>
-                    <pic:cNvPicPr/>
-                  </pic:nvPicPr>
-                  <pic:blipFill>
-                    <a:blip r:embed="rId22"/>
                     <a:stretch>
                       <a:fillRect/>
                     </a:stretch>
@@ -649,7 +471,7 @@
           <w:b/>
           <w:sz w:val="26"/>
         </w:rPr>
-        <w:t>7. NASA Highlights Lessons Learned From Swift Boost Mission</w:t>
+        <w:t>5. NASA Highlights Lessons Learned From Swift Boost Mission</w:t>
       </w:r>
     </w:p>
     <w:p>
@@ -657,7 +479,7 @@
         <w:spacing w:after="80"/>
         <w:jc w:val="left"/>
       </w:pPr>
-      <w:hyperlink r:id="rId23">
+      <w:hyperlink r:id="rId19">
         <w:r>
           <w:rPr>
             <w:color w:val="0000FF"/>
@@ -676,7 +498,7 @@
         <w:drawing>
           <wp:inline xmlns:a="http://schemas.openxmlformats.org/drawingml/2006/main" xmlns:pic="http://schemas.openxmlformats.org/drawingml/2006/picture">
             <wp:extent cx="4389120" cy="2321433"/>
-            <wp:docPr id="8" name="Picture 8"/>
+            <wp:docPr id="6" name="Picture 6"/>
             <wp:cNvGraphicFramePr>
               <a:graphicFrameLocks noChangeAspect="1"/>
             </wp:cNvGraphicFramePr>
@@ -688,7 +510,7 @@
                     <pic:cNvPicPr/>
                   </pic:nvPicPr>
                   <pic:blipFill>
-                    <a:blip r:embed="rId24"/>
+                    <a:blip r:embed="rId20"/>
                     <a:stretch>
                       <a:fillRect/>
                     </a:stretch>
@@ -738,7 +560,7 @@
           <w:b/>
           <w:sz w:val="26"/>
         </w:rPr>
-        <w:t>8. NASA Celebrates as Artemis Accords Surpasses 75 Signatories</w:t>
+        <w:t>6. NASA Celebrates as Artemis Accords Surpasses 75 Signatories</w:t>
       </w:r>
     </w:p>
     <w:p>
@@ -746,7 +568,7 @@
         <w:spacing w:after="80"/>
         <w:jc w:val="left"/>
       </w:pPr>
-      <w:hyperlink r:id="rId25">
+      <w:hyperlink r:id="rId21">
         <w:r>
           <w:rPr>
             <w:color w:val="0000FF"/>
@@ -787,7 +609,7 @@
           <w:b/>
           <w:sz w:val="26"/>
         </w:rPr>
-        <w:t>9. Meet NASA's Artemis II Crew During Houston Public Event</w:t>
+        <w:t>7. Meet NASA's Artemis II Crew During Houston Public Event</w:t>
       </w:r>
     </w:p>
     <w:p>
@@ -795,7 +617,7 @@
         <w:spacing w:after="80"/>
         <w:jc w:val="left"/>
       </w:pPr>
-      <w:hyperlink r:id="rId26">
+      <w:hyperlink r:id="rId22">
         <w:r>
           <w:rPr>
             <w:color w:val="0000FF"/>
@@ -836,7 +658,7 @@
           <w:b/>
           <w:sz w:val="26"/>
         </w:rPr>
-        <w:t>10. What You Need to Know About NASA's SpaceX Crew-13 Mission</w:t>
+        <w:t>8. NASA plans unpiloted Starliner test flight at end of year</w:t>
       </w:r>
     </w:p>
     <w:p>
@@ -844,96 +666,7 @@
         <w:spacing w:after="80"/>
         <w:jc w:val="left"/>
       </w:pPr>
-      <w:hyperlink r:id="rId27">
-        <w:r>
-          <w:rPr>
-            <w:color w:val="0000FF"/>
-            <w:u w:val="single"/>
-          </w:rPr>
-          <w:t>Read more</w:t>
-        </w:r>
-      </w:hyperlink>
-    </w:p>
-    <w:p>
-      <w:pPr>
-        <w:spacing w:after="120"/>
-        <w:jc w:val="center"/>
-      </w:pPr>
-      <w:r>
-        <w:drawing>
-          <wp:inline xmlns:a="http://schemas.openxmlformats.org/drawingml/2006/main" xmlns:pic="http://schemas.openxmlformats.org/drawingml/2006/picture">
-            <wp:extent cx="4389120" cy="2044749"/>
-            <wp:docPr id="9" name="Picture 9"/>
-            <wp:cNvGraphicFramePr>
-              <a:graphicFrameLocks noChangeAspect="1"/>
-            </wp:cNvGraphicFramePr>
-            <a:graphic>
-              <a:graphicData uri="http://schemas.openxmlformats.org/drawingml/2006/picture">
-                <pic:pic>
-                  <pic:nvPicPr>
-                    <pic:cNvPr id="0" name="image.png"/>
-                    <pic:cNvPicPr/>
-                  </pic:nvPicPr>
-                  <pic:blipFill>
-                    <a:blip r:embed="rId22"/>
-                    <a:stretch>
-                      <a:fillRect/>
-                    </a:stretch>
-                  </pic:blipFill>
-                  <pic:spPr>
-                    <a:xfrm>
-                      <a:off x="0" y="0"/>
-                      <a:ext cx="4389120" cy="2044749"/>
-                    </a:xfrm>
-                    <a:prstGeom prst="rect"/>
-                  </pic:spPr>
-                </pic:pic>
-              </a:graphicData>
-            </a:graphic>
-          </wp:inline>
-        </w:drawing>
-      </w:r>
-    </w:p>
-    <w:p>
-      <w:pPr>
-        <w:spacing w:after="120" w:line="276" w:lineRule="auto"/>
-        <w:jc w:val="both"/>
-      </w:pPr>
-      <w:r>
-        <w:rPr>
-          <w:rFonts w:ascii="Times New Roman" w:hAnsi="Times New Roman"/>
-          <w:sz w:val="24"/>
-        </w:rPr>
-        <w:t>The SpaceX Crew-13 members pose for a portrait in their pressure suits during a preflight training session at the company's headquarters in Hawthorne, California. From left are, Roscosmos cosmonaut Sergey Teteryatnikov, NASA astronauts Jessica Watkins and Luke Delaney, and CSA (Canadian Space Agency) astronaut Joshua Kutryk. SpaceX Four crew members are set to launch to the International Space Station as part of NASA's SpaceX Crew-13 mission to perform research, technology demonstrations, and maintenance aboard the orbiting laboratory. NASA astronauts Jessica Watkins and Luke Delaney will support the mission as spacecraft commander and pilot, respectively, joined by CSA (Canadian Space Agency) astronaut Joshua Kutryk and Roscosmos cosmonaut Sergey Teteryatnikov as mission specialists. Crew-13 will lift off no earlier than 11:10 a.m. EDT, Thursday, Oct. 1, from Space Launch Complex 40 at Cape Canaveral Space Force Station in Florida and join the space station's Expedition 75 crew. Throughout its long‑duration mission, the crew will conduct science experiments to advance research and technology for future Moon and Mars missions and improve life on Earth. "During the mission, the crew will help researchers treat heart disease and Parkinson's disease by studying human stem-cell derived tissues that can help improve medicine, disease modeling, and pharmaceutical testing," said Dana Weigel, manager of NASA's Low Earth Orbit Program at the agency's Johnson Space Center in Houston. "They also will explore crop production, which is important for longer-duration spaceflight missions, help us better understand blood flow abnormalities that we see in space, and test new diagnostic medical equipment for monitoring crew health." The flight is the 13th crew rotation mission with SpaceX to the space station as part of NASA's Commercial Crew Office. Support teams continue to progress through Dragon preflight milestones for Crew-13 and are preparing a SpaceX Falcon 9 rocket booster for its third flight. Up in orbit, NASA's SpaceX Crew-12 is preparing to return to Earth after a brief handover once Crew-13 arrives. After all rocket and spacecraft system checkouts are complete and all components are certified, teams will mate Dragon to Falcon 9 in SpaceX's hangar at the launch site. The integrated spacecraft and rocket will then roll to the pad, where it will be raised vertically for a dry dress rehearsal with the crew and an integrated static fire test before launch. The quartet will fly aboard a SpaceX Dragon spacecraft named Grace. This spacecraft previously flew in summer 2025 in support of private astronaut mission Axiom Mission 4. Meet Crew-13 Commander Jessica Watkins NASA astronaut Jessica Watkins, commander of NASA's SpaceX Crew-13 mission to the International Space Station, poses for a portrait in her pressure suit at SpaceX headquarters in Hawthorne, California. SpaceX This will be the second flight to the space station for Watkins, who was selected as a NASA astronaut in 2017. She grew up in Lafayette, Colorado, and earned an undergraduate degree in geological and environmental sciences from Stanford University, as well as a doctorate in geology from the University of California, Los Angeles. As a geologist, Watkins studied the Martian surface and was a member of the Curiosity rover science team at NASA's Jet Propulsion Laboratory in Southern California. She first launched to the space station aboard NASA's SpaceX Crew-4 mission, spending a total of 170 days in space across Expeditions 67/68 in 2022. She will be the first NASA astronaut to launch twice aboard a SpaceX Dragon spacecraft. Follow Jessica on X and Instagram. Pilot Luke Delaney NASA astronaut Luke Delaney, pilot of NASA's SpaceX Crew-13 mission to the International Space Station, poses for a portrait in his pressure suit at SpaceX headquarters in Hawthorne, California. SpaceX Selected as a NASA astronaut in 2021, Delaney earned a bachelor's degree in mechanical engineering at the University of North Florida and a master's degree in aerospace engineering at the Naval Postgraduate School. The Florida native is a distinguished naval aviator who participated in exercises throughout the Asia-Pacific region and flew missions in support of Operation Enduring Freedom. As a test pilot, Delaney evaluated developmental aircraft systems and served as a test pilot instructor. He also worked as a research pilot at NASA's Langley Research Center in Hampton, Virginia, where he supported airborne science missions. This is Delaney's first spaceflight. Mission Specialist Joshua Kutryk CSA (Canadian Space Agency) astronaut Joshua Kutryk, mission specialist of NASA's SpaceX Crew-13 mission to the International Space Station, poses for a portrait in his pressure suit at SpaceX headquarters in Hawthorne, California. SpaceX The Crew-13 mission also is the first spaceflight for Kutryk. Prior to his selection as a CSA astronaut in 2017, he served as a CF-18 fighter pilot, flying missions in support of Canada's NATO, U.N., and North American Aerospace Defense Command commitments. A native of Fort Saskatchewan, Alberta, Kutryk worked as an experimental and operational test pilot at the Aerospace Engineering Test Establishment in Cold Lake, Alberta. Kutryk received a bachelor's degree in mechanical engineering from the Royal Military College of Canada in Kingston, Ontario, and is a distinguished graduate of the United States Air Force Test Pilot school in Edwards, California. He has master's degrees in space studies, flight test engineering, and defense studies. Follow Josh on X and Instagram. Mission Specialist Sergey Teteryatnikov Roscosmos cosmonaut Sergey Teteryatnikov, mission specialist of NASA's SpaceX Crew-13 mission to the International Space Station, poses for a portrait in his pressure suit at SpaceX headquarters in Hawthorne, California. SpaceX This mission will be Teteryatnikov's first trip to the orbiting laboratory. He graduated from the Naval Academy, St. Petersburg, Russia, in 2011 as an engineer specializing in ship power plant operations. Before his selection as a test cosmonaut, Teteryatnikov served in various naval engineering roles, including undersea vessels and specialized engine room operations. He was selected for the Gagarin Research and Test Cosmonaut Training Center Cosmonaut Corps in 2021 and has served as a test cosmonaut since 2023. Mission Overview CSA (Canadian Space Agency) astronaut Josh Kutryk (left) and NASA astronaut Luke Delaney (right), with assistance from training specialists, practice suiting up in spacesuits in an International Space Station airlock simulator at Johnson Space Center's (JSC) Space Vehicle Mockup Facility in Houston, Texas. Astronauts familiarize themselves with spacesuit systems and procedures and practice Quest airlock operations before conducting spacewalk training at JSC's Neutral Buoyancy Laboratory in simulated microgravity. NASA/Josh Valcarcel Following liftoff, Falcon 9 will accelerate Dragon to approximately 17,500 mph. Once in orbit, the crew, along with NASA and SpaceX mission control, will monitor a series of maneuvers guiding Dragon to the forward-facing port of the station's Harmony module. The spacecraft is designed to dock autonomously, but the crew can take manual control if necessary. After docking, Crew-13 will be welcomed aboard the station by the seven-member Expedition 75 crew, including NASA astronauts Jessica Meir, Anil Menon, and Jack Hathaway, ESA (European Space Agency) astronaut Sophie Adenot, and Roscosmos cosmonauts Pyotr Dubrov, Andrey Fedyaev, and Anna Kikina. After a short handover period, the crew will bid farewell to the Dragon spacecraft carrying NASA's SpaceX Crew-12 crew of Meir, Hathaway, Adenot, and Fedyaev. While aboard the orbiting laboratory, Crew-13 will welcome NASA's SpaceX's 35th commercial resupply mission in the fall for station resupply and the delivery of International Space Station Roll-Out Solar Arrays. The crew also will welcome NASA's Northrop Grumman Commercial Resupply Services-25 mission later this year. For more than 25 years, people have lived and worked continuously aboard the International Space Station, advancing scientific knowledge and making research breakthroughs not possible on Earth. The space station helps NASA understand and overcome the challenges of human spaceflight, expand commercial opportunities in low Earth orbit, and build on the foundation for long-duration missions to the Moon, as part of the Artemis program, and to Mars. Learn more about the space station, its research, and crew, at: https://www.nasa.gov/station</w:t>
-      </w:r>
-    </w:p>
-    <w:p>
-      <w:pPr>
-        <w:pBdr>
-          <w:bottom w:val="single" w:sz="6" w:space="6" w:color="A6A6A6"/>
-        </w:pBdr>
-      </w:pPr>
-    </w:p>
-    <w:p/>
-    <w:p>
-      <w:pPr>
-        <w:spacing w:after="60"/>
-      </w:pPr>
-      <w:r>
-        <w:rPr>
-          <w:rFonts w:ascii="Times New Roman" w:hAnsi="Times New Roman"/>
-          <w:b/>
-          <w:sz w:val="26"/>
-        </w:rPr>
-        <w:t>11. NASA plans unpiloted Starliner test flight at end of year</w:t>
-      </w:r>
-    </w:p>
-    <w:p>
-      <w:pPr>
-        <w:spacing w:after="80"/>
-        <w:jc w:val="left"/>
-      </w:pPr>
-      <w:hyperlink r:id="rId28">
+      <w:hyperlink r:id="rId23">
         <w:r>
           <w:rPr>
             <w:color w:val="0000FF"/>
@@ -974,7 +707,7 @@
           <w:b/>
           <w:sz w:val="26"/>
         </w:rPr>
-        <w:t>12. NASA tests dual mode propulsion CubeSat ahead of launch</w:t>
+        <w:t>9. NASA tests dual mode propulsion CubeSat ahead of launch</w:t>
       </w:r>
     </w:p>
     <w:p>
@@ -982,7 +715,7 @@
         <w:spacing w:after="80"/>
         <w:jc w:val="left"/>
       </w:pPr>
-      <w:hyperlink r:id="rId29">
+      <w:hyperlink r:id="rId24">
         <w:r>
           <w:rPr>
             <w:color w:val="0000FF"/>
@@ -1001,7 +734,7 @@
         <w:drawing>
           <wp:inline xmlns:a="http://schemas.openxmlformats.org/drawingml/2006/main" xmlns:pic="http://schemas.openxmlformats.org/drawingml/2006/picture">
             <wp:extent cx="4389120" cy="4389120"/>
-            <wp:docPr id="10" name="Picture 10"/>
+            <wp:docPr id="7" name="Picture 7"/>
             <wp:cNvGraphicFramePr>
               <a:graphicFrameLocks noChangeAspect="1"/>
             </wp:cNvGraphicFramePr>
@@ -1013,7 +746,7 @@
                     <pic:cNvPicPr/>
                   </pic:nvPicPr>
                   <pic:blipFill>
-                    <a:blip r:embed="rId30"/>
+                    <a:blip r:embed="rId25"/>
                     <a:stretch>
                       <a:fillRect/>
                     </a:stretch>
@@ -1063,7 +796,7 @@
           <w:b/>
           <w:sz w:val="26"/>
         </w:rPr>
-        <w:t>13. A tiny stellar system may be a 'satellite of a satellite'</w:t>
+        <w:t>10. A tiny stellar system may be a 'satellite of a satellite'</w:t>
       </w:r>
     </w:p>
     <w:p>
@@ -1071,7 +804,7 @@
         <w:spacing w:after="80"/>
         <w:jc w:val="left"/>
       </w:pPr>
-      <w:hyperlink r:id="rId31">
+      <w:hyperlink r:id="rId26">
         <w:r>
           <w:rPr>
             <w:color w:val="0000FF"/>
@@ -1090,7 +823,7 @@
         <w:drawing>
           <wp:inline xmlns:a="http://schemas.openxmlformats.org/drawingml/2006/main" xmlns:pic="http://schemas.openxmlformats.org/drawingml/2006/picture">
             <wp:extent cx="4389120" cy="4389120"/>
-            <wp:docPr id="11" name="Picture 11"/>
+            <wp:docPr id="8" name="Picture 8"/>
             <wp:cNvGraphicFramePr>
               <a:graphicFrameLocks noChangeAspect="1"/>
             </wp:cNvGraphicFramePr>
@@ -1102,7 +835,7 @@
                     <pic:cNvPicPr/>
                   </pic:nvPicPr>
                   <pic:blipFill>
-                    <a:blip r:embed="rId32"/>
+                    <a:blip r:embed="rId27"/>
                     <a:stretch>
                       <a:fillRect/>
                     </a:stretch>

--- a/Space_News_29_09_2026.docx
+++ b/Space_News_29_09_2026.docx
@@ -181,7 +181,7 @@
       <w:r>
         <w:drawing>
           <wp:inline xmlns:a="http://schemas.openxmlformats.org/drawingml/2006/main" xmlns:pic="http://schemas.openxmlformats.org/drawingml/2006/picture">
-            <wp:extent cx="4389120" cy="2559439"/>
+            <wp:extent cx="4389120" cy="2560320"/>
             <wp:docPr id="3" name="Picture 3"/>
             <wp:cNvGraphicFramePr>
               <a:graphicFrameLocks noChangeAspect="1"/>
@@ -202,7 +202,7 @@
                   <pic:spPr>
                     <a:xfrm>
                       <a:off x="0" y="0"/>
-                      <a:ext cx="4389120" cy="2559439"/>
+                      <a:ext cx="4389120" cy="2560320"/>
                     </a:xfrm>
                     <a:prstGeom prst="rect"/>
                   </pic:spPr>
@@ -637,7 +637,7 @@
           <w:rFonts w:ascii="Times New Roman" w:hAnsi="Times New Roman"/>
           <w:sz w:val="24"/>
         </w:rPr>
-        <w:t>The Artemis II crew (clockwise from left) Mission Specialist Christina Koch, Mission Specialist Jeremy Hansen, Commander Reid Wiseman, and Pilot Victor Glover pause for a group photo with their zero gravity indicator "Rise," inside the Orion spacecraft during their nearly 10-day mission around the Moon and back. Credit: NASA Editor's Note: This advisory was updated on Sept. 28, 2026, with ticketing information for the public. The four astronauts of NASA's Artemis II mission will participate in an event hosted by industry and community partners at the University of Houston to discuss their mission around the Moon aboard the Orion spacecraft. It will be the first event in Houston for the public following their lunar mission earlier this year and marks the conclusion of their post-flight campaign. Astronauts Reid Wiseman, Victor Glover, and Christina Koch of NASA and CSA (Canadian Space Agency) astronaut Jeremy Hansen will share highlights from their mission at 7 p.m. CDT Wednesday, Sept. 30, during the free, public event at University of Houston's Fertitta Center. Additionally, the National Aeronautic Association will recognize the crew for surpassing the record for human spaceflight's farthest distance traveled, previously set by the Apollo 13 mission in 1970. Media are invited to attend a brief question and answer session with the Artemis II crew at 5:45 p.m. prior to the public presentation. Media interested in attending must RSVP no later than 12 p.m. on Sept. 30 to Kenna Pell at: kenna.m.pell@nasa.gov. A limited number of tickets to attend the event at no charge are available to the public online. Media are not required to secure a ticket before RSVPing to the event. NASA's historic Artemis II mission launched April 1 and splashed down in the Pacific Ocean on April 10. The crew members were the first astronauts to launch on the agency's SLS (Space Launch System) rocket, flying aboard NASA's Orion spacecraft. During their record-setting mission, the astronauts traveled 252,756 miles from Earth, farther than any humans have traveled before. As part of the Golden Age of innovation and exploration, NASA will send Artemis astronauts on increasingly difficult missions to explore more of the Moon for scientific discovery, economic benefits, establish an enduring human presence on the lunar surface, and to build on our foundation for the first crewed missions to Mars. Learn more about the Artemis program at: https://www.nasa.gov/artemis -end- Kenna Pell Johnson Space Center, Houston 281-483-5111 kenna.m.pell@nasa.gov</w:t>
+        <w:t>Editor's Note: This advisory was updated on Sept. 28, 2026, with ticketing information for the public. The four astronauts of NASA's Artemis II mission will participate in an event hosted by industry and community partners at the University of Houston to discuss their mission around the Moon aboard the Orion spacecraft. It will be the […]</w:t>
       </w:r>
     </w:p>
     <w:p>
